--- a/chapitre_1_migration_tiers_spo.docx
+++ b/chapitre_1_migration_tiers_spo.docx
@@ -928,7 +928,7 @@
         <w:pStyle w:val="ImageCaption"/>
       </w:pPr>
       <w:r>
-        <w:t xml:space="preserve">La chaîne de traitement à trois étages du fichier de travail</w:t>
+        <w:t xml:space="preserve">Figure 1.1 – La chaîne de traitement à trois étages du fichier de travail</w:t>
       </w:r>
     </w:p>
     <w:p>
@@ -1275,7 +1275,7 @@
         <w:pStyle w:val="ImageCaption"/>
       </w:pPr>
       <w:r>
-        <w:t xml:space="preserve">L’interface du module DirectAPI, ressource « Tiers » : chaque objet rattaché appelle son propre fichier d’import</w:t>
+        <w:t xml:space="preserve">Figure 1.2 – L’interface du module DirectAPI, ressource « Tiers » : chaque objet rattaché appelle son propre fichier d’import</w:t>
       </w:r>
     </w:p>
     <w:p>
@@ -1966,7 +1966,7 @@
         <w:pStyle w:val="ImageCaption"/>
       </w:pPr>
       <w:r>
-        <w:t xml:space="preserve">De 1 602 lignes brutes à 1 434 tiers créés : l’effet des deux filtres successifs</w:t>
+        <w:t xml:space="preserve">Figure 1.3 – De 1 602 lignes brutes à 1 434 tiers créés : l’effet des deux filtres successifs</w:t>
       </w:r>
     </w:p>
     <w:bookmarkEnd w:id="36"/>
@@ -2264,7 +2264,7 @@
         <w:pStyle w:val="ImageCaption"/>
       </w:pPr>
       <w:r>
-        <w:t xml:space="preserve">Les six fichiers d’import produits par la feuille pivot</w:t>
+        <w:t xml:space="preserve">Figure 1.4 – Les six fichiers d’import produits par la feuille pivot</w:t>
       </w:r>
     </w:p>
     <w:p>
@@ -3809,7 +3809,7 @@
         <w:pStyle w:val="ImageCaption"/>
       </w:pPr>
       <w:r>
-        <w:t xml:space="preserve">Répartition des 1 434 tiers créés selon leur nature</w:t>
+        <w:t xml:space="preserve">Figure 1.5 – Répartition des 1 434 tiers créés selon leur nature</w:t>
       </w:r>
     </w:p>
     <w:p>

--- a/chapitre_1_migration_tiers_spo.docx
+++ b/chapitre_1_migration_tiers_spo.docx
@@ -1788,13 +1788,13 @@
         <w:t xml:space="preserve"> </w:t>
       </w:r>
       <w:r>
-        <w:t xml:space="preserve">une partie des doublons, et ces doublons seraient créés en double sans que personne s’en</w:t>
-      </w:r>
-      <w:r>
-        <w:t xml:space="preserve"> </w:t>
-      </w:r>
-      <w:r>
-        <w:t xml:space="preserve">aperçoive avant longtemps. Tester les deux sens double la longueur de la formule, mais</w:t>
+        <w:t xml:space="preserve">une partie des doublons, et les tiers concernés seraient créés une seconde fois sans que</w:t>
+      </w:r>
+      <w:r>
+        <w:t xml:space="preserve"> </w:t>
+      </w:r>
+      <w:r>
+        <w:t xml:space="preserve">personne s’en aperçoive avant longtemps. Tester les deux sens allonge la formule, mais</w:t>
       </w:r>
       <w:r>
         <w:t xml:space="preserve"> </w:t>

--- a/chapitre_1_migration_tiers_spo.docx
+++ b/chapitre_1_migration_tiers_spo.docx
@@ -3214,13 +3214,13 @@
         <w:t xml:space="preserve"> </w:t>
       </w:r>
       <w:r>
-        <w:t xml:space="preserve">reçoit. L’un de ces trois cas était en réalité déjà créé dans SPO par un autre canal, et il</w:t>
-      </w:r>
-      <w:r>
-        <w:t xml:space="preserve"> </w:t>
-      </w:r>
-      <w:r>
-        <w:t xml:space="preserve">a donc été retiré du fichier d’import.</w:t>
+        <w:t xml:space="preserve">reçoit. L’un d’eux, en revanche, était déjà créé dans SPO par un autre canal : il a été</w:t>
+      </w:r>
+      <w:r>
+        <w:t xml:space="preserve"> </w:t>
+      </w:r>
+      <w:r>
+        <w:t xml:space="preserve">retiré du fichier d’import plutôt que reclassé.</w:t>
       </w:r>
     </w:p>
     <w:p>

--- a/chapitre_1_migration_tiers_spo.docx
+++ b/chapitre_1_migration_tiers_spo.docx
@@ -473,13 +473,19 @@
         <w:t xml:space="preserve"> </w:t>
       </w:r>
       <w:r>
-        <w:t xml:space="preserve">ligne de l’extraction Vadimm ne décrit pas un client, elle décrit une vente. Un même acquéreur qui a</w:t>
-      </w:r>
-      <w:r>
-        <w:t xml:space="preserve"> </w:t>
-      </w:r>
-      <w:r>
-        <w:t xml:space="preserve">acheté trois lots apparaît donc trois fois, et rien dans le fichier ne le signale.</w:t>
+        <w:t xml:space="preserve">ligne de l’extraction Vadimm ne décrit pas un client, elle décrit une vente. Un même</w:t>
+      </w:r>
+      <w:r>
+        <w:t xml:space="preserve"> </w:t>
+      </w:r>
+      <w:r>
+        <w:t xml:space="preserve">acquéreur qui a acheté trois lots apparaît donc trois fois, et rien dans le fichier ne le</w:t>
+      </w:r>
+      <w:r>
+        <w:t xml:space="preserve"> </w:t>
+      </w:r>
+      <w:r>
+        <w:t xml:space="preserve">signale.</w:t>
       </w:r>
       <w:r>
         <w:t xml:space="preserve"> </w:t>
@@ -1598,7 +1604,7 @@
         <w:t xml:space="preserve"> </w:t>
       </w:r>
       <w:r>
-        <w:t xml:space="preserve">visibles, avec leur rang, ce qui permet à tout moment de vérifier pourquoi une ligne n’a</w:t>
+        <w:t xml:space="preserve">visibles, avec leur rang, permettant à tout moment de vérifier pourquoi une ligne n’a</w:t>
       </w:r>
       <w:r>
         <w:t xml:space="preserve"> </w:t>
@@ -1618,13 +1624,13 @@
         <w:t xml:space="preserve"> </w:t>
       </w:r>
       <w:r>
-        <w:t xml:space="preserve">ce travail. En effet, il traduit une idée simple : la règle d’unicité n’est pas une propriété du</w:t>
-      </w:r>
-      <w:r>
-        <w:t xml:space="preserve"> </w:t>
-      </w:r>
-      <w:r>
-        <w:t xml:space="preserve">fichier, c’est une propriété du métier. Chercher une clé universelle aurait conduit soit à</w:t>
+        <w:t xml:space="preserve">ce travail. En effet, il traduit une idée simple : la règle d’unicité n’est pas une</w:t>
+      </w:r>
+      <w:r>
+        <w:t xml:space="preserve"> </w:t>
+      </w:r>
+      <w:r>
+        <w:t xml:space="preserve">propriété du fichier, c’est une propriété du métier. Chercher une clé universelle aurait conduit soit à</w:t>
       </w:r>
       <w:r>
         <w:t xml:space="preserve"> </w:t>
@@ -1880,7 +1886,7 @@
         <w:t xml:space="preserve"> </w:t>
       </w:r>
       <w:r>
-        <w:t xml:space="preserve">achats répétés, ce qui ramène à 1 474 tiers uniques ; l’exclusion des tiers déjà présents</w:t>
+        <w:t xml:space="preserve">achats répétés, ramenant le total à 1 474 tiers uniques ; l’exclusion des tiers déjà présents</w:t>
       </w:r>
       <w:r>
         <w:t xml:space="preserve"> </w:t>
@@ -3901,7 +3907,7 @@
         <w:t xml:space="preserve"> </w:t>
       </w:r>
       <w:r>
-        <w:t xml:space="preserve">trois manipulations ne produit de message d’erreur, ce qui les rend d’autant plus</w:t>
+        <w:t xml:space="preserve">trois manipulations ne produit de message d’erreur, les rendant d’autant plus</w:t>
       </w:r>
       <w:r>
         <w:t xml:space="preserve"> </w:t>
@@ -3995,7 +4001,7 @@
         <w:t xml:space="preserve"> </w:t>
       </w:r>
       <w:r>
-        <w:t xml:space="preserve">un code de minutes selon le contexte, ce qui produit des clés de déduplication fausses</w:t>
+        <w:t xml:space="preserve">un code de minutes selon le contexte, produisant des clés de déduplication fausses</w:t>
       </w:r>
       <w:r>
         <w:t xml:space="preserve"> </w:t>
@@ -4041,13 +4047,13 @@
         <w:t xml:space="preserve"> </w:t>
       </w:r>
       <w:r>
-        <w:t xml:space="preserve">l’affichage étaient donc considérées comme différentes par le tableur, ce qui cassait</w:t>
-      </w:r>
-      <w:r>
-        <w:t xml:space="preserve"> </w:t>
-      </w:r>
-      <w:r>
-        <w:t xml:space="preserve">la déduplication des personnes physiques. La normalisation systématique des dates à</w:t>
+        <w:t xml:space="preserve">l’affichage étaient donc considérées comme différentes par le tableur, cassant la</w:t>
+      </w:r>
+      <w:r>
+        <w:t xml:space="preserve"> </w:t>
+      </w:r>
+      <w:r>
+        <w:t xml:space="preserve">déduplication des personnes physiques. La normalisation systématique des dates à</w:t>
       </w:r>
       <w:r>
         <w:t xml:space="preserve"> </w:t>
@@ -4157,7 +4163,7 @@
         <w:t xml:space="preserve"> </w:t>
       </w:r>
       <w:r>
-        <w:t xml:space="preserve">cellules de formules, ce qui rend le recalcul automatique pénible pendant les phases de</w:t>
+        <w:t xml:space="preserve">cellules de formules, rendant le recalcul automatique pénible pendant les phases de</w:t>
       </w:r>
       <w:r>
         <w:t xml:space="preserve"> </w:t>

--- a/chapitre_1_migration_tiers_spo.docx
+++ b/chapitre_1_migration_tiers_spo.docx
@@ -266,7 +266,7 @@
         <w:t xml:space="preserve"> </w:t>
       </w:r>
       <w:r>
-        <w:t xml:space="preserve">notre système historique vers le nouvel ERP du groupe, SPO. Cette mission prolonge</w:t>
+        <w:t xml:space="preserve">notre CRM Vadimm vers le nouvel ERP du groupe, SPO. Cette mission prolonge</w:t>
       </w:r>
       <w:r>
         <w:t xml:space="preserve"> </w:t>
@@ -346,19 +346,19 @@
         <w:t xml:space="preserve"> </w:t>
       </w:r>
       <w:r>
-        <w:t xml:space="preserve">immobilières, de leurs tranches et de leurs budgets, il restait à reprendre les données</w:t>
-      </w:r>
-      <w:r>
-        <w:t xml:space="preserve"> </w:t>
-      </w:r>
-      <w:r>
-        <w:t xml:space="preserve">commerciales, et en premier lieu les clients. Dans SPO, ces clients sont désignés par le</w:t>
-      </w:r>
-      <w:r>
-        <w:t xml:space="preserve"> </w:t>
-      </w:r>
-      <w:r>
-        <w:t xml:space="preserve">terme générique de</w:t>
+        <w:t xml:space="preserve">immobilières et de leurs tranches, il restait à reprendre les données commerciales, et en</w:t>
+      </w:r>
+      <w:r>
+        <w:t xml:space="preserve"> </w:t>
+      </w:r>
+      <w:r>
+        <w:t xml:space="preserve">premier lieu les clients. Dans SPO (Suivi des Programmes Opérationnels), ces clients sont</w:t>
+      </w:r>
+      <w:r>
+        <w:t xml:space="preserve"> </w:t>
+      </w:r>
+      <w:r>
+        <w:t xml:space="preserve">désignés par le terme générique de</w:t>
       </w:r>
       <w:r>
         <w:t xml:space="preserve"> </w:t>
@@ -374,13 +374,13 @@
         <w:t xml:space="preserve"> </w:t>
       </w:r>
       <w:r>
-        <w:t xml:space="preserve">: la même entité de base sert à représenter un acquéreur, une</w:t>
-      </w:r>
-      <w:r>
-        <w:t xml:space="preserve"> </w:t>
-      </w:r>
-      <w:r>
-        <w:t xml:space="preserve">société, un prescripteur ou un fournisseur, et se voit ensuite attribuer un ou plusieurs</w:t>
+        <w:t xml:space="preserve">: la même entité de base sert à représenter un</w:t>
+      </w:r>
+      <w:r>
+        <w:t xml:space="preserve"> </w:t>
+      </w:r>
+      <w:r>
+        <w:t xml:space="preserve">acquéreur particulier comme une société, et se voit ensuite attribuer un ou plusieurs</w:t>
       </w:r>
       <w:r>
         <w:t xml:space="preserve"> </w:t>
@@ -428,32 +428,38 @@
         <w:t xml:space="preserve"> </w:t>
       </w:r>
       <w:r>
-        <w:t xml:space="preserve">la forme d’une extraction de toutes les ventes enregistrées. Cette extraction comptait</w:t>
-      </w:r>
-      <w:r>
-        <w:t xml:space="preserve"> </w:t>
-      </w:r>
-      <w:r>
-        <w:rPr>
-          <w:bCs/>
-          <w:b/>
-        </w:rPr>
-        <w:t xml:space="preserve">1 602 lignes</w:t>
-      </w:r>
-      <w:r>
-        <w:t xml:space="preserve">, auxquelles s’ajoutait une seconde extraction, réalisée avec MyReport</w:t>
-      </w:r>
-      <w:r>
-        <w:t xml:space="preserve"> </w:t>
-      </w:r>
-      <w:r>
-        <w:t xml:space="preserve">Builder, portant les coordonnées de contact des acquéreurs et de leurs co-acquéreurs :</w:t>
-      </w:r>
-      <w:r>
-        <w:t xml:space="preserve"> </w:t>
-      </w:r>
-      <w:r>
-        <w:t xml:space="preserve">adresses postales, courriels et numéros de téléphone.</w:t>
+        <w:t xml:space="preserve">la forme de deux extractions complémentaires : celle des ventes enregistrées, qui porte</w:t>
+      </w:r>
+      <w:r>
+        <w:t xml:space="preserve"> </w:t>
+      </w:r>
+      <w:r>
+        <w:t xml:space="preserve">1 557 lignes, et celle des coordonnées de contact des acquéreurs et de leurs co-acquéreurs,</w:t>
+      </w:r>
+      <w:r>
+        <w:t xml:space="preserve"> </w:t>
+      </w:r>
+      <w:r>
+        <w:t xml:space="preserve">qui en porte 1 602. Le périmètre de travail ainsi constitué compte</w:t>
+      </w:r>
+      <w:r>
+        <w:t xml:space="preserve"> </w:t>
+      </w:r>
+      <w:r>
+        <w:rPr>
+          <w:bCs/>
+          <w:b/>
+        </w:rPr>
+        <w:t xml:space="preserve">1 602 lignes</w:t>
+      </w:r>
+      <w:r>
+        <w:t xml:space="preserve">, et</w:t>
+      </w:r>
+      <w:r>
+        <w:t xml:space="preserve"> </w:t>
+      </w:r>
+      <w:r>
+        <w:t xml:space="preserve">c’est de ce total que part toute la chaîne de traitement.</w:t>
       </w:r>
     </w:p>
     <w:p>
@@ -461,13 +467,13 @@
         <w:pStyle w:val="BodyText"/>
       </w:pPr>
       <w:r>
-        <w:t xml:space="preserve">La difficulté n’était pas la volumétrie, qui reste modeste au regard des 283 opérations</w:t>
-      </w:r>
-      <w:r>
-        <w:t xml:space="preserve"> </w:t>
-      </w:r>
-      <w:r>
-        <w:t xml:space="preserve">traitées au premier semestre. Elle tenait à la nature même de la donnée. Concrètement, une</w:t>
+        <w:t xml:space="preserve">La difficulté ne tenait pas au volume, comparable à celui des 283 opérations du périmètre</w:t>
+      </w:r>
+      <w:r>
+        <w:t xml:space="preserve"> </w:t>
+      </w:r>
+      <w:r>
+        <w:t xml:space="preserve">de migration engagé au premier semestre. Elle tenait à la nature même de la donnée. Concrètement, une</w:t>
       </w:r>
       <w:r>
         <w:t xml:space="preserve"> </w:t>
@@ -573,19 +579,13 @@
         <w:t xml:space="preserve"> </w:t>
       </w:r>
       <w:r>
-        <w:t xml:space="preserve">13 000 tiers y avaient déjà été créés, soit par des saisies manuelles réalisées par les</w:t>
-      </w:r>
-      <w:r>
-        <w:t xml:space="preserve"> </w:t>
-      </w:r>
-      <w:r>
-        <w:t xml:space="preserve">équipes commerciales depuis le démarrage de l’outil, soit par d’autres canaux d’alimentation.</w:t>
-      </w:r>
-      <w:r>
-        <w:t xml:space="preserve"> </w:t>
-      </w:r>
-      <w:r>
-        <w:t xml:space="preserve">Injecter mes 1 602 lignes sans les confronter à cet existant aurait produit des doublons</w:t>
+        <w:t xml:space="preserve">13 000 tiers y avaient déjà été créés, par saisie ou par d’autres canaux d’alimentation.</w:t>
+      </w:r>
+      <w:r>
+        <w:t xml:space="preserve"> </w:t>
+      </w:r>
+      <w:r>
+        <w:t xml:space="preserve">Injecter ces 1 602 lignes sans les confronter à cet existant aurait produit des doublons</w:t>
       </w:r>
       <w:r>
         <w:t xml:space="preserve"> </w:t>
@@ -611,7 +611,7 @@
         <w:t xml:space="preserve"> </w:t>
       </w:r>
       <w:r>
-        <w:t xml:space="preserve">qu’un acquéreur n’existe ni ailleurs dans le fichier ni déjà dans un référentiel de 13 000</w:t>
+        <w:t xml:space="preserve">qu’un acquéreur n’existe ni ailleurs dans le fichier ni déjà dans un référentiel de 13 000</w:t>
       </w:r>
       <w:r>
         <w:t xml:space="preserve"> </w:t>
@@ -635,13 +635,13 @@
         <w:t xml:space="preserve"> </w:t>
       </w:r>
       <w:r>
-        <w:t xml:space="preserve">de manière à ce que la décision d’importer ou non une ligne soit calculée et non prise au</w:t>
-      </w:r>
-      <w:r>
-        <w:t xml:space="preserve"> </w:t>
-      </w:r>
-      <w:r>
-        <w:t xml:space="preserve">cas par cas.</w:t>
+        <w:t xml:space="preserve">de sorte que la décision d’importer ou non une ligne soit calculée et non prise au cas par</w:t>
+      </w:r>
+      <w:r>
+        <w:t xml:space="preserve"> </w:t>
+      </w:r>
+      <w:r>
+        <w:t xml:space="preserve">cas.</w:t>
       </w:r>
     </w:p>
     <w:bookmarkEnd w:id="21"/>
@@ -742,7 +742,7 @@
         <w:t xml:space="preserve"> </w:t>
       </w:r>
       <w:r>
-        <w:t xml:space="preserve">porte les 1 557 lignes de ventes reprises du CRM, la</w:t>
+        <w:t xml:space="preserve">porte les 1 557 lignes de ventes reprises du CRM, la</w:t>
       </w:r>
       <w:r>
         <w:t xml:space="preserve"> </w:t>
@@ -763,7 +763,7 @@
         <w:t xml:space="preserve"> </w:t>
       </w:r>
       <w:r>
-        <w:t xml:space="preserve">les 1 602 lignes de coordonnées des acquéreurs et</w:t>
+        <w:t xml:space="preserve">les 1 602 lignes de coordonnées des acquéreurs et</w:t>
       </w:r>
       <w:r>
         <w:t xml:space="preserve"> </w:t>
@@ -1226,7 +1226,13 @@
         <w:t xml:space="preserve"> </w:t>
       </w:r>
       <w:r>
-        <w:t xml:space="preserve">pour les tiers, les représentants, les adresses, les courriels, les téléphones et les rôles.</w:t>
+        <w:t xml:space="preserve">par objet rattaché. Six d’entre eux correspondent aux six feuilles de sortie de mon fichier,</w:t>
+      </w:r>
+      <w:r>
+        <w:t xml:space="preserve"> </w:t>
+      </w:r>
+      <w:r>
+        <w:t xml:space="preserve">les deux autres, les RIB et les sites web, n’étant pas alimentés par cette reprise.</w:t>
       </w:r>
     </w:p>
     <w:p>
@@ -1350,19 +1356,19 @@
         <w:t xml:space="preserve"> </w:t>
       </w:r>
       <w:r>
-        <w:t xml:space="preserve">lignes retenues vers les six feuilles de sortie. Ces trois mécanismes sont l’apport</w:t>
-      </w:r>
-      <w:r>
-        <w:t xml:space="preserve"> </w:t>
-      </w:r>
-      <w:r>
-        <w:t xml:space="preserve">méthodologique de ce travail, et ce sont eux qui font la différence entre un simple fichier</w:t>
-      </w:r>
-      <w:r>
-        <w:t xml:space="preserve"> </w:t>
-      </w:r>
-      <w:r>
-        <w:t xml:space="preserve">de mise en forme et un véritable outil de reprise.</w:t>
+        <w:t xml:space="preserve">lignes retenues vers les six feuilles de sortie. Ces trois mécanismes sont ce qui distingue</w:t>
+      </w:r>
+      <w:r>
+        <w:t xml:space="preserve"> </w:t>
+      </w:r>
+      <w:r>
+        <w:t xml:space="preserve">un fichier de mise en forme d’un outil de reprise, puisqu’ils déplacent la décision</w:t>
+      </w:r>
+      <w:r>
+        <w:t xml:space="preserve"> </w:t>
+      </w:r>
+      <w:r>
+        <w:t xml:space="preserve">d’importer une ligne de l’opérateur vers une règle écrite.</w:t>
       </w:r>
     </w:p>
     <w:bookmarkStart w:id="32" w:name="X25567ac3b9c165f27b3c00e936fcd14508ffd86"/>
@@ -1411,13 +1417,19 @@
         <w:t xml:space="preserve"> </w:t>
       </w:r>
       <w:r>
-        <w:t xml:space="preserve">porter des raisons sociales très proches sans être la même entité, alors que deux personnes</w:t>
-      </w:r>
-      <w:r>
-        <w:t xml:space="preserve"> </w:t>
-      </w:r>
-      <w:r>
-        <w:t xml:space="preserve">homonymes nées le même jour à la même adresse sont, en pratique, la même personne. J’ai</w:t>
+        <w:t xml:space="preserve">porter des raisons sociales très proches sans être la même entité, alors qu’il devient très</w:t>
+      </w:r>
+      <w:r>
+        <w:t xml:space="preserve"> </w:t>
+      </w:r>
+      <w:r>
+        <w:t xml:space="preserve">improbable que deux lignes partageant nom, prénom, date de naissance et adresse désignent</w:t>
+      </w:r>
+      <w:r>
+        <w:t xml:space="preserve"> </w:t>
+      </w:r>
+      <w:r>
+        <w:t xml:space="preserve">deux personnes distinctes. J’ai</w:t>
       </w:r>
       <w:r>
         <w:t xml:space="preserve"> </w:t>
@@ -1464,19 +1476,19 @@
         <w:t xml:space="preserve"> </w:t>
       </w:r>
       <w:r>
-        <w:t xml:space="preserve">: le nom et le prénom de l’acquéreur principal du dossier de vente,</w:t>
-      </w:r>
-      <w:r>
-        <w:t xml:space="preserve"> </w:t>
-      </w:r>
-      <w:r>
-        <w:t xml:space="preserve">désigné ADV dans nos extractions, complétés du nom et du prénom du co-acquéreur, désigné</w:t>
-      </w:r>
-      <w:r>
-        <w:t xml:space="preserve"> </w:t>
-      </w:r>
-      <w:r>
-        <w:t xml:space="preserve">CO. C’est la combinaison des deux identités qui fait l’unicité, et non chacune prise</w:t>
+        <w:t xml:space="preserve">: le nom et le prénom de l’acquéreur principal, désigné ADV dans nos</w:t>
+      </w:r>
+      <w:r>
+        <w:t xml:space="preserve"> </w:t>
+      </w:r>
+      <w:r>
+        <w:t xml:space="preserve">extractions du nom du dossier de vente auquel il est rattaché, complétés du nom et du</w:t>
+      </w:r>
+      <w:r>
+        <w:t xml:space="preserve"> </w:t>
+      </w:r>
+      <w:r>
+        <w:t xml:space="preserve">prénom du co-acquéreur, désigné CO. C’est la combinaison des deux identités qui fait l’unicité, et non chacune prise</w:t>
       </w:r>
       <w:r>
         <w:t xml:space="preserve"> </w:t>
@@ -1510,13 +1522,13 @@
         <w:t xml:space="preserve"> </w:t>
       </w:r>
       <w:r>
-        <w:t xml:space="preserve">La date de naissance sépare les homonymes ; l’adresse ajoute une sécurité pour les cas</w:t>
-      </w:r>
-      <w:r>
-        <w:t xml:space="preserve"> </w:t>
-      </w:r>
-      <w:r>
-        <w:t xml:space="preserve">où elle n’est pas renseignée de façon fiable.</w:t>
+        <w:t xml:space="preserve">La date de naissance sépare les homonymes, et l’adresse ajoute un second point de</w:t>
+      </w:r>
+      <w:r>
+        <w:t xml:space="preserve"> </w:t>
+      </w:r>
+      <w:r>
+        <w:t xml:space="preserve">comparaison.</w:t>
       </w:r>
     </w:p>
     <w:p>
@@ -1544,13 +1556,7 @@
         <w:t xml:space="preserve"> </w:t>
       </w:r>
       <w:r>
-        <w:t xml:space="preserve">légal, il suffirait seul, mais il n’est pas toujours renseigné dans les données</w:t>
-      </w:r>
-      <w:r>
-        <w:t xml:space="preserve"> </w:t>
-      </w:r>
-      <w:r>
-        <w:t xml:space="preserve">historiques : la raison sociale prend alors le relais.</w:t>
+        <w:t xml:space="preserve">légal de l’établissement, et la raison sociale le double lorsqu’il fait défaut.</w:t>
       </w:r>
     </w:p>
     <w:p>
@@ -1854,7 +1860,7 @@
         <w:t xml:space="preserve"> </w:t>
       </w:r>
       <w:r>
-        <w:t xml:space="preserve">détectés comme déjà existants et écartés. Rapporté aux 1 474 tiers uniques, le volume peut</w:t>
+        <w:t xml:space="preserve">détectés comme déjà existants et écartés. Rapporté aux 1 474 tiers uniques, le volume peut</w:t>
       </w:r>
       <w:r>
         <w:t xml:space="preserve"> </w:t>
@@ -1874,19 +1880,19 @@
         <w:pStyle w:val="BodyText"/>
       </w:pPr>
       <w:r>
-        <w:t xml:space="preserve">La Figure 1.3 récapitule l’effet cumulé de ces deux premiers mécanismes. Des 1 602 lignes</w:t>
-      </w:r>
-      <w:r>
-        <w:t xml:space="preserve"> </w:t>
-      </w:r>
-      <w:r>
-        <w:t xml:space="preserve">brutes issues de Vadimm, la déduplication interne en écarte 128 qui correspondent à des</w:t>
-      </w:r>
-      <w:r>
-        <w:t xml:space="preserve"> </w:t>
-      </w:r>
-      <w:r>
-        <w:t xml:space="preserve">achats répétés, ramenant le total à 1 474 tiers uniques ; l’exclusion des tiers déjà présents</w:t>
+        <w:t xml:space="preserve">La Figure 1.3 récapitule l’effet cumulé de ces deux premiers mécanismes. Des 1 602 lignes</w:t>
+      </w:r>
+      <w:r>
+        <w:t xml:space="preserve"> </w:t>
+      </w:r>
+      <w:r>
+        <w:t xml:space="preserve">du périmètre de départ, la déduplication interne en écarte 128 qui correspondent à des</w:t>
+      </w:r>
+      <w:r>
+        <w:t xml:space="preserve"> </w:t>
+      </w:r>
+      <w:r>
+        <w:t xml:space="preserve">achats répétés, ramenant le total à 1 474 tiers uniques ; l’exclusion des tiers déjà présents</w:t>
       </w:r>
       <w:r>
         <w:t xml:space="preserve"> </w:t>
@@ -1902,7 +1908,7 @@
           <w:bCs/>
           <w:b/>
         </w:rPr>
-        <w:t xml:space="preserve">1 434 tiers à créer</w:t>
+        <w:t xml:space="preserve">1 434 tiers à créer</w:t>
       </w:r>
       <w:r>
         <w:t xml:space="preserve">. Chaque étage de</w:t>
@@ -1927,9 +1933,9 @@
       <w:r>
         <w:drawing>
           <wp:inline>
-            <wp:extent cx="4907280" cy="1896045"/>
+            <wp:extent cx="4907280" cy="1850357"/>
             <wp:effectExtent b="0" l="0" r="0" t="0"/>
-            <wp:docPr descr="De 1 602 lignes brutes à 1 434 tiers créés : l’effet des deux filtres successifs" title="" id="34" name="Picture"/>
+            <wp:docPr descr="De 1 602 lignes de départ à 1 434 tiers créés : l’effet des deux filtres successifs" title="" id="34" name="Picture"/>
             <a:graphic>
               <a:graphicData uri="http://schemas.openxmlformats.org/drawingml/2006/picture">
                 <pic:pic>
@@ -1948,7 +1954,7 @@
                   <pic:spPr bwMode="auto">
                     <a:xfrm>
                       <a:off x="0" y="0"/>
-                      <a:ext cx="4907280" cy="1896045"/>
+                      <a:ext cx="4907280" cy="1850357"/>
                     </a:xfrm>
                     <a:prstGeom prst="rect">
                       <a:avLst/>
@@ -1972,7 +1978,7 @@
         <w:pStyle w:val="ImageCaption"/>
       </w:pPr>
       <w:r>
-        <w:t xml:space="preserve">Figure 1.3 – De 1 602 lignes brutes à 1 434 tiers créés : l’effet des deux filtres successifs</w:t>
+        <w:t xml:space="preserve">Figure 1.3 – De 1 602 lignes de départ à 1 434 tiers créés : l’effet des deux filtres successifs</w:t>
       </w:r>
     </w:p>
     <w:bookmarkEnd w:id="36"/>
@@ -2008,13 +2014,13 @@
         <w:t xml:space="preserve"> </w:t>
       </w:r>
       <w:r>
-        <w:t xml:space="preserve">concerne que les personnes physiques et morales, celle des courriels seulement celles dont</w:t>
-      </w:r>
-      <w:r>
-        <w:t xml:space="preserve"> </w:t>
-      </w:r>
-      <w:r>
-        <w:t xml:space="preserve">le courriel est renseigné, et celle des représentants deux lignes par couple plus une par</w:t>
+        <w:t xml:space="preserve">concerne que les personnes physiques et morales, celle des courriels seulement celles de</w:t>
+      </w:r>
+      <w:r>
+        <w:t xml:space="preserve"> </w:t>
+      </w:r>
+      <w:r>
+        <w:t xml:space="preserve">ces personnes dont le courriel est renseigné, et celle des représentants deux lignes par couple plus une par</w:t>
       </w:r>
       <w:r>
         <w:t xml:space="preserve"> </w:t>
@@ -2191,13 +2197,13 @@
         <w:t xml:space="preserve"> </w:t>
       </w:r>
       <w:r>
-        <w:t xml:space="preserve">y lit directement le modèle de données décrit plus haut : 1 434 lignes pour la liste</w:t>
-      </w:r>
-      <w:r>
-        <w:t xml:space="preserve"> </w:t>
-      </w:r>
-      <w:r>
-        <w:t xml:space="preserve">maîtresse des tiers et autant pour l’attribution du rôle « Client », mais 1 871 lignes de</w:t>
+        <w:t xml:space="preserve">y lit directement le modèle de données décrit plus haut : 1 434 lignes pour la liste</w:t>
+      </w:r>
+      <w:r>
+        <w:t xml:space="preserve"> </w:t>
+      </w:r>
+      <w:r>
+        <w:t xml:space="preserve">maîtresse des tiers et autant pour l’attribution du rôle « Client », mais 1 871 lignes de</w:t>
       </w:r>
       <w:r>
         <w:t xml:space="preserve"> </w:t>
@@ -2215,7 +2221,13 @@
         <w:t xml:space="preserve"> </w:t>
       </w:r>
       <w:r>
-        <w:t xml:space="preserve">physiques et morales.</w:t>
+        <w:t xml:space="preserve">physiques et morales. Ces écarts de volumétrie d’un fichier à l’autre ne sont donc pas des</w:t>
+      </w:r>
+      <w:r>
+        <w:t xml:space="preserve"> </w:t>
+      </w:r>
+      <w:r>
+        <w:t xml:space="preserve">approximations : ils sont la traduction directe du modèle de données décrit en 1.2.2.</w:t>
       </w:r>
     </w:p>
     <w:p>
@@ -2332,35 +2344,35 @@
           <w:bCs/>
           <w:b/>
         </w:rPr>
-        <w:t xml:space="preserve">rangs de déduplication avec des valeurs 1 et 2 visibles, une ligne portant un code SPO dans</w:t>
-      </w:r>
-      <w:r>
-        <w:rPr>
-          <w:bCs/>
-          <w:b/>
-        </w:rPr>
-        <w:t xml:space="preserve"> </w:t>
-      </w:r>
-      <w:r>
-        <w:rPr>
-          <w:bCs/>
-          <w:b/>
-        </w:rPr>
-        <w:t xml:space="preserve">les colonnes de matching, et le panneau de contrôle avec ses compteurs. À insérer ici, avec</w:t>
-      </w:r>
-      <w:r>
-        <w:rPr>
-          <w:bCs/>
-          <w:b/>
-        </w:rPr>
-        <w:t xml:space="preserve"> </w:t>
-      </w:r>
-      <w:r>
-        <w:rPr>
-          <w:bCs/>
-          <w:b/>
-        </w:rPr>
-        <w:t xml:space="preserve">renumérotation des figures suivantes.]</w:t>
+        <w:t xml:space="preserve">rangs de déduplication avec des valeurs 1 et 2 visibles, et une ligne portant un code SPO</w:t>
+      </w:r>
+      <w:r>
+        <w:rPr>
+          <w:bCs/>
+          <w:b/>
+        </w:rPr>
+        <w:t xml:space="preserve"> </w:t>
+      </w:r>
+      <w:r>
+        <w:rPr>
+          <w:bCs/>
+          <w:b/>
+        </w:rPr>
+        <w:t xml:space="preserve">dans les colonnes de rapprochement. À insérer ici, avec renumérotation des figures</w:t>
+      </w:r>
+      <w:r>
+        <w:rPr>
+          <w:bCs/>
+          <w:b/>
+        </w:rPr>
+        <w:t xml:space="preserve"> </w:t>
+      </w:r>
+      <w:r>
+        <w:rPr>
+          <w:bCs/>
+          <w:b/>
+        </w:rPr>
+        <w:t xml:space="preserve">suivantes.]</w:t>
       </w:r>
     </w:p>
     <w:bookmarkEnd w:id="40"/>
@@ -2400,13 +2412,13 @@
         <w:t xml:space="preserve"> </w:t>
       </w:r>
       <w:r>
-        <w:t xml:space="preserve">plusieurs contraintes de format qu’aucune documentation ne mentionnait et que j’ai</w:t>
-      </w:r>
-      <w:r>
-        <w:t xml:space="preserve"> </w:t>
-      </w:r>
-      <w:r>
-        <w:t xml:space="preserve">découvertes par rejets successifs.</w:t>
+        <w:t xml:space="preserve">plusieurs contraintes de format que la documentation ne mentionnait pas et que les premiers</w:t>
+      </w:r>
+      <w:r>
+        <w:t xml:space="preserve"> </w:t>
+      </w:r>
+      <w:r>
+        <w:t xml:space="preserve">rejets ont fait apparaître.</w:t>
       </w:r>
     </w:p>
     <w:p>
@@ -2450,19 +2462,13 @@
         <w:t xml:space="preserve"> </w:t>
       </w:r>
       <w:r>
-        <w:t xml:space="preserve">caractère) encodé en UTF-8, avec le point-virgule comme séparateur. C’est la</w:t>
-      </w:r>
-      <w:r>
-        <w:t xml:space="preserve"> </w:t>
-      </w:r>
-      <w:r>
-        <w:t xml:space="preserve">configuration attendue par l’outil d’import ; toute autre combinaison produit un fichier</w:t>
-      </w:r>
-      <w:r>
-        <w:t xml:space="preserve"> </w:t>
-      </w:r>
-      <w:r>
-        <w:t xml:space="preserve">lu comme une colonne unique.</w:t>
+        <w:t xml:space="preserve">caractère) encodé en UTF-8, avec le point-virgule comme séparateur. C’est la seule</w:t>
+      </w:r>
+      <w:r>
+        <w:t xml:space="preserve"> </w:t>
+      </w:r>
+      <w:r>
+        <w:t xml:space="preserve">configuration acceptée par l’outil d’import.</w:t>
       </w:r>
     </w:p>
     <w:p>
@@ -2588,7 +2594,7 @@
         <w:t xml:space="preserve"> </w:t>
       </w:r>
       <w:r>
-        <w:t xml:space="preserve">et c’est elle qui explique que l’import des couples se soit fait en cinq lots successifs.</w:t>
+        <w:t xml:space="preserve">et c’est elle qui explique que l’import des couples s’est fait en cinq lots successifs.</w:t>
       </w:r>
     </w:p>
     <w:p>
@@ -2700,7 +2706,7 @@
         <w:t xml:space="preserve"> </w:t>
       </w:r>
       <w:r>
-        <w:t xml:space="preserve">et les représentants, mais laissaient les coordonnées de contact vides. Concrètement,</w:t>
+        <w:t xml:space="preserve">et les représentants, mais ne pouvaient pas porter les coordonnées de contact. Concrètement,</w:t>
       </w:r>
       <w:r>
         <w:t xml:space="preserve"> </w:t>
@@ -2726,7 +2732,7 @@
         <w:pStyle w:val="BodyText"/>
       </w:pPr>
       <w:r>
-        <w:t xml:space="preserve">Trois options s’offraient à moi. La première, saisir ces coordonnées à la main après</w:t>
+        <w:t xml:space="preserve">Deux voies restaient praticables. La première, saisir ces coordonnées à la main après</w:t>
       </w:r>
       <w:r>
         <w:t xml:space="preserve"> </w:t>
@@ -2738,25 +2744,19 @@
         <w:t xml:space="preserve"> </w:t>
       </w:r>
       <w:r>
-        <w:t xml:space="preserve">d’erreur que le fichier automatisé visait à supprimer. La deuxième, demander à l’éditeur</w:t>
-      </w:r>
-      <w:r>
-        <w:t xml:space="preserve"> </w:t>
-      </w:r>
-      <w:r>
-        <w:t xml:space="preserve">une évolution du format d’import, était sans rapport avec les délais du projet. La</w:t>
-      </w:r>
-      <w:r>
-        <w:t xml:space="preserve"> </w:t>
-      </w:r>
-      <w:r>
-        <w:t xml:space="preserve">troisième consistait à passer par l’API de SPO, que j’avais déjà pratiquée pour la reprise</w:t>
-      </w:r>
-      <w:r>
-        <w:t xml:space="preserve"> </w:t>
-      </w:r>
-      <w:r>
-        <w:t xml:space="preserve">des budgets au premier semestre. C’est celle que j’ai retenue.</w:t>
+        <w:t xml:space="preserve">d’erreur que le fichier automatisé visait à supprimer. La seconde consistait à passer par</w:t>
+      </w:r>
+      <w:r>
+        <w:t xml:space="preserve"> </w:t>
+      </w:r>
+      <w:r>
+        <w:t xml:space="preserve">l’API de SPO, que j’avais déjà pratiquée au premier semestre. C’est celle que j’ai</w:t>
+      </w:r>
+      <w:r>
+        <w:t xml:space="preserve"> </w:t>
+      </w:r>
+      <w:r>
+        <w:t xml:space="preserve">retenue.</w:t>
       </w:r>
     </w:p>
     <w:p>
@@ -2855,7 +2855,19 @@
         <w:t xml:space="preserve"> </w:t>
       </w:r>
       <w:r>
-        <w:t xml:space="preserve">de chaque requête à partir des coordonnées présentes dans la feuille des coordonnées.</w:t>
+        <w:t xml:space="preserve">de chaque requête à partir des données présentes dans la feuille</w:t>
+      </w:r>
+      <w:r>
+        <w:t xml:space="preserve"> </w:t>
+      </w:r>
+      <w:r>
+        <w:rPr>
+          <w:rStyle w:val="VerbatimChar"/>
+        </w:rPr>
+        <w:t xml:space="preserve">Builder coordonnée</w:t>
+      </w:r>
+      <w:r>
+        <w:t xml:space="preserve">.</w:t>
       </w:r>
     </w:p>
     <w:p>
@@ -2883,13 +2895,7 @@
         <w:t xml:space="preserve"> </w:t>
       </w:r>
       <w:r>
-        <w:t xml:space="preserve">Postman, l’outil de test et d’exécution de requêtes que j’utilisais déjà pour mes</w:t>
-      </w:r>
-      <w:r>
-        <w:t xml:space="preserve"> </w:t>
-      </w:r>
-      <w:r>
-        <w:t xml:space="preserve">essais unitaires. La collection compte</w:t>
+        <w:t xml:space="preserve">Postman, l’outil de test et d’exécution de requêtes. La collection compte</w:t>
       </w:r>
       <w:r>
         <w:t xml:space="preserve"> </w:t>
@@ -2902,19 +2908,13 @@
         <w:t xml:space="preserve">872 requêtes PATCH</w:t>
       </w:r>
       <w:r>
-        <w:t xml:space="preserve">, organisées en cinq lots</w:t>
-      </w:r>
-      <w:r>
-        <w:t xml:space="preserve"> </w:t>
-      </w:r>
-      <w:r>
-        <w:t xml:space="preserve">correspondant aux cinq fichiers d’import de couples, afin que l’ordre d’exécution suive</w:t>
-      </w:r>
-      <w:r>
-        <w:t xml:space="preserve"> </w:t>
-      </w:r>
-      <w:r>
-        <w:t xml:space="preserve">exactement l’ordre de création.</w:t>
+        <w:t xml:space="preserve">, organisées en cinq lots correspondant aux cinq fichiers d’import</w:t>
+      </w:r>
+      <w:r>
+        <w:t xml:space="preserve"> </w:t>
+      </w:r>
+      <w:r>
+        <w:t xml:space="preserve">de couples.</w:t>
       </w:r>
     </w:p>
     <w:p>
@@ -3057,13 +3057,13 @@
         <w:t xml:space="preserve"> </w:t>
       </w:r>
       <w:r>
-        <w:t xml:space="preserve">retomber dans la saisie manuelle, est une compétence que ce projet m’a fait acquérir bien</w:t>
-      </w:r>
-      <w:r>
-        <w:t xml:space="preserve"> </w:t>
-      </w:r>
-      <w:r>
-        <w:t xml:space="preserve">plus que la précédente reprise.</w:t>
+        <w:t xml:space="preserve">retomber dans la saisie manuelle, est une compétence que la reprise du premier semestre</w:t>
+      </w:r>
+      <w:r>
+        <w:t xml:space="preserve"> </w:t>
+      </w:r>
+      <w:r>
+        <w:t xml:space="preserve">n’avait pas eu l’occasion de mobiliser.</w:t>
       </w:r>
     </w:p>
     <w:bookmarkEnd w:id="43"/>
@@ -3318,7 +3318,7 @@
         <w:pStyle w:val="BodyText"/>
       </w:pPr>
       <w:r>
-        <w:t xml:space="preserve">Ces cas sont peu nombreux au regard des 1 434 tiers créés, et il serait tentant de les</w:t>
+        <w:t xml:space="preserve">Ces cas sont peu nombreux au regard des 1 434 tiers créés, et il serait tentant de les</w:t>
       </w:r>
       <w:r>
         <w:t xml:space="preserve"> </w:t>
@@ -3348,7 +3348,7 @@
         <w:t xml:space="preserve"> </w:t>
       </w:r>
       <w:r>
-        <w:t xml:space="preserve">l’avoir concentrée sur une poignée de cas identifiés, au lieu de la diluer sur 1 602 lignes.</w:t>
+        <w:t xml:space="preserve">l’avoir concentrée sur une poignée de cas identifiés, au lieu de la diluer sur 1 602 lignes.</w:t>
       </w:r>
     </w:p>
     <w:bookmarkEnd w:id="45"/>
@@ -3378,14 +3378,14 @@
     <w:tbl>
       <w:tblPr>
         <w:tblStyle w:val="Table"/>
-        <w:tblW w:type="auto" w:w="0"/>
+        <w:tblW w:type="pct" w:w="5000"/>
         <w:tblLook w:firstRow="1" w:lastRow="0" w:firstColumn="0" w:lastColumn="0" w:noHBand="0" w:noVBand="0" w:val="0020"/>
         <w:jc w:val="start"/>
       </w:tblPr>
       <w:tblGrid>
-        <w:gridCol w:w="2640"/>
-        <w:gridCol w:w="2640"/>
-        <w:gridCol w:w="2640"/>
+        <w:gridCol w:w="4800"/>
+        <w:gridCol w:w="960"/>
+        <w:gridCol w:w="2160"/>
       </w:tblGrid>
       <w:tr>
         <w:trPr>
@@ -3449,7 +3449,7 @@
               <w:jc w:val="right"/>
             </w:pPr>
             <w:r>
-              <w:t xml:space="preserve">1 434</w:t>
+              <w:t xml:space="preserve">1 434</w:t>
             </w:r>
           </w:p>
         </w:tc>
@@ -3601,7 +3601,7 @@
               <w:jc w:val="right"/>
             </w:pPr>
             <w:r>
-              <w:t xml:space="preserve">1 871</w:t>
+              <w:t xml:space="preserve">1 871</w:t>
             </w:r>
           </w:p>
         </w:tc>
@@ -3639,7 +3639,7 @@
               <w:jc w:val="right"/>
             </w:pPr>
             <w:r>
-              <w:t xml:space="preserve">1 434</w:t>
+              <w:t xml:space="preserve">1 434</w:t>
             </w:r>
           </w:p>
         </w:tc>
@@ -3677,7 +3677,7 @@
               <w:jc w:val="right"/>
             </w:pPr>
             <w:r>
-              <w:t xml:space="preserve">872</w:t>
+              <w:t xml:space="preserve">872 requêtes</w:t>
             </w:r>
           </w:p>
         </w:tc>
@@ -3700,7 +3700,7 @@
         <w:pStyle w:val="BodyText"/>
       </w:pPr>
       <w:r>
-        <w:t xml:space="preserve">Les 1 434 tiers créés se répartissent en</w:t>
+        <w:t xml:space="preserve">Les 1 434 tiers créés se répartissent en</w:t>
       </w:r>
       <w:r>
         <w:t xml:space="preserve"> </w:t>
@@ -3772,7 +3772,7 @@
           <wp:inline>
             <wp:extent cx="4907280" cy="1972057"/>
             <wp:effectExtent b="0" l="0" r="0" t="0"/>
-            <wp:docPr descr="Répartition des 1 434 tiers créés selon leur nature" title="" id="47" name="Picture"/>
+            <wp:docPr descr="Répartition des 1 434 tiers créés selon leur nature" title="" id="47" name="Picture"/>
             <a:graphic>
               <a:graphicData uri="http://schemas.openxmlformats.org/drawingml/2006/picture">
                 <pic:pic>
@@ -3815,7 +3815,7 @@
         <w:pStyle w:val="ImageCaption"/>
       </w:pPr>
       <w:r>
-        <w:t xml:space="preserve">Figure 1.5 – Répartition des 1 434 tiers créés selon leur nature</w:t>
+        <w:t xml:space="preserve">Figure 1.5 – Répartition des 1 434 tiers créés selon leur nature</w:t>
       </w:r>
     </w:p>
     <w:p>
@@ -3877,7 +3877,7 @@
         <w:pStyle w:val="BodyText"/>
       </w:pPr>
       <w:r>
-        <w:t xml:space="preserve">Le premier concerne l’usage du fichier lui-même. Trois manipulations le cassent</w:t>
+        <w:t xml:space="preserve">Le premier concerne l’usage du fichier lui-même. Quatre manipulations le cassent</w:t>
       </w:r>
       <w:r>
         <w:t xml:space="preserve"> </w:t>
@@ -3889,31 +3889,37 @@
         <w:t xml:space="preserve"> </w:t>
       </w:r>
       <w:r>
-        <w:t xml:space="preserve">recalcul ; insérer une ligne au milieu de la feuille pivot ou de la feuille de coordonnées,</w:t>
-      </w:r>
-      <w:r>
-        <w:t xml:space="preserve"> </w:t>
-      </w:r>
-      <w:r>
-        <w:t xml:space="preserve">ce qui décale toutes les références ; et trier la feuille pivot, ce qui détruit la logique</w:t>
-      </w:r>
-      <w:r>
-        <w:t xml:space="preserve"> </w:t>
-      </w:r>
-      <w:r>
-        <w:t xml:space="preserve">de rang, celle-ci étant calculée de façon cumulative sur l’ordre des lignes. Aucune de ces</w:t>
-      </w:r>
-      <w:r>
-        <w:t xml:space="preserve"> </w:t>
-      </w:r>
-      <w:r>
-        <w:t xml:space="preserve">trois manipulations ne produit de message d’erreur, les rendant d’autant plus</w:t>
-      </w:r>
-      <w:r>
-        <w:t xml:space="preserve"> </w:t>
-      </w:r>
-      <w:r>
-        <w:t xml:space="preserve">dangereuses. C’est la raison pour laquelle la note de procédure les mentionne avant même</w:t>
+        <w:t xml:space="preserve">recalcul ; modifier les colonnes calculées de la feuille pivot, qui portent toute la logique</w:t>
+      </w:r>
+      <w:r>
+        <w:t xml:space="preserve"> </w:t>
+      </w:r>
+      <w:r>
+        <w:t xml:space="preserve">de rang et de numérotation ; insérer une ligne au milieu de la feuille pivot ou de la</w:t>
+      </w:r>
+      <w:r>
+        <w:t xml:space="preserve"> </w:t>
+      </w:r>
+      <w:r>
+        <w:t xml:space="preserve">feuille de coordonnées, ce qui décale toutes les références ; et trier la feuille pivot, ce</w:t>
+      </w:r>
+      <w:r>
+        <w:t xml:space="preserve"> </w:t>
+      </w:r>
+      <w:r>
+        <w:t xml:space="preserve">qui détruit la logique de rang, celle-ci étant calculée de façon cumulative sur l’ordre des</w:t>
+      </w:r>
+      <w:r>
+        <w:t xml:space="preserve"> </w:t>
+      </w:r>
+      <w:r>
+        <w:t xml:space="preserve">lignes. Aucune de ces quatre manipulations ne produit de message d’erreur, les rendant</w:t>
+      </w:r>
+      <w:r>
+        <w:t xml:space="preserve"> </w:t>
+      </w:r>
+      <w:r>
+        <w:t xml:space="preserve">d’autant plus dangereuses. C’est la raison pour laquelle la note de procédure les mentionne avant même</w:t>
       </w:r>
       <w:r>
         <w:t xml:space="preserve"> </w:t>
@@ -4157,7 +4163,7 @@
         <w:pStyle w:val="BodyText"/>
       </w:pPr>
       <w:r>
-        <w:t xml:space="preserve">Un dernier point de vigilance relève de la performance. Le fichier comporte environ 60 000</w:t>
+        <w:t xml:space="preserve">Un dernier point de vigilance relève de la performance. Le fichier comporte environ 60 000</w:t>
       </w:r>
       <w:r>
         <w:t xml:space="preserve"> </w:t>
@@ -4200,13 +4206,13 @@
         <w:t xml:space="preserve"> </w:t>
       </w:r>
       <w:r>
-        <w:t xml:space="preserve">du socle de données du nouvel ERP. Après les opérations, les tranches et les budgets migrés</w:t>
-      </w:r>
-      <w:r>
-        <w:t xml:space="preserve"> </w:t>
-      </w:r>
-      <w:r>
-        <w:t xml:space="preserve">au premier semestre, les 1 434 clients acquéreurs disposent désormais dans SPO d’une fiche</w:t>
+        <w:t xml:space="preserve">du socle de données du nouvel ERP. Après les opérations et leurs tranches migrées au</w:t>
+      </w:r>
+      <w:r>
+        <w:t xml:space="preserve"> </w:t>
+      </w:r>
+      <w:r>
+        <w:t xml:space="preserve">premier semestre, les 1 434 clients acquéreurs disposent désormais dans SPO d’une fiche</w:t>
       </w:r>
       <w:r>
         <w:t xml:space="preserve"> </w:t>
@@ -4256,13 +4262,13 @@
         <w:t xml:space="preserve"> </w:t>
       </w:r>
       <w:r>
-        <w:t xml:space="preserve">créés dans l’ERP par les équipes commerciales. Cependant, la donnée client est désormais</w:t>
-      </w:r>
-      <w:r>
-        <w:t xml:space="preserve"> </w:t>
-      </w:r>
-      <w:r>
-        <w:t xml:space="preserve">fiable, et c’est ce qui compte pour la suite.</w:t>
+        <w:t xml:space="preserve">créés dans l’ERP par les équipes commerciales. Le référentiel client est en revanche</w:t>
+      </w:r>
+      <w:r>
+        <w:t xml:space="preserve"> </w:t>
+      </w:r>
+      <w:r>
+        <w:t xml:space="preserve">stabilisé, et c’est lui qui conditionne la suite.</w:t>
       </w:r>
     </w:p>
     <w:p>
@@ -4300,7 +4306,13 @@
         <w:t xml:space="preserve"> </w:t>
       </w:r>
       <w:r>
-        <w:t xml:space="preserve">celle qui l’a faite. Ce sont trois compétences d’ingénierie des données, et non de saisie.</w:t>
+        <w:t xml:space="preserve">celle qui l’a faite. Ces trois points relèvent de l’ingénierie des données plus que de la</w:t>
+      </w:r>
+      <w:r>
+        <w:t xml:space="preserve"> </w:t>
+      </w:r>
+      <w:r>
+        <w:t xml:space="preserve">saisie.</w:t>
       </w:r>
     </w:p>
     <w:p>

--- a/chapitre_1_migration_tiers_spo.docx
+++ b/chapitre_1_migration_tiers_spo.docx
@@ -266,19 +266,25 @@
         <w:t xml:space="preserve"> </w:t>
       </w:r>
       <w:r>
-        <w:t xml:space="preserve">notre CRM Vadimm vers le nouvel ERP du groupe, SPO. Cette mission prolonge</w:t>
-      </w:r>
-      <w:r>
-        <w:t xml:space="preserve"> </w:t>
-      </w:r>
-      <w:r>
-        <w:t xml:space="preserve">directement le chantier de migration exposé dans mon mémoire de mi-parcours, mais elle en</w:t>
-      </w:r>
-      <w:r>
-        <w:t xml:space="preserve"> </w:t>
-      </w:r>
-      <w:r>
-        <w:t xml:space="preserve">change la nature : il ne s’agissait plus d’injecter des structures de gestion, opérations,</w:t>
+        <w:t xml:space="preserve">notre CRM Vadimm vers le nouvel ERP du groupe, SPO. Cette mission, conduite au second</w:t>
+      </w:r>
+      <w:r>
+        <w:t xml:space="preserve"> </w:t>
+      </w:r>
+      <w:r>
+        <w:t xml:space="preserve">semestre, prolonge directement le chantier de migration exposé dans mon mémoire de</w:t>
+      </w:r>
+      <w:r>
+        <w:t xml:space="preserve"> </w:t>
+      </w:r>
+      <w:r>
+        <w:t xml:space="preserve">mi-parcours, et elle répond au chantier d’interopérabilité entre l’ERP et le CRM que j’y</w:t>
+      </w:r>
+      <w:r>
+        <w:t xml:space="preserve"> </w:t>
+      </w:r>
+      <w:r>
+        <w:t xml:space="preserve">annonçais. Elle en change toutefois la nature : il ne s’agissait plus d’injecter des structures de gestion, opérations,</w:t>
       </w:r>
       <w:r>
         <w:t xml:space="preserve"> </w:t>
@@ -467,13 +473,7 @@
         <w:pStyle w:val="BodyText"/>
       </w:pPr>
       <w:r>
-        <w:t xml:space="preserve">La difficulté ne tenait pas au volume, comparable à celui des 283 opérations du périmètre</w:t>
-      </w:r>
-      <w:r>
-        <w:t xml:space="preserve"> </w:t>
-      </w:r>
-      <w:r>
-        <w:t xml:space="preserve">de migration engagé au premier semestre. Elle tenait à la nature même de la donnée. Concrètement, une</w:t>
+        <w:t xml:space="preserve">La difficulté ne tenait pas au volume. Elle tenait à la nature même de la donnée. Concrètement, une</w:t>
       </w:r>
       <w:r>
         <w:t xml:space="preserve"> </w:t>
@@ -2287,92 +2287,56 @@
     </w:p>
     <w:p>
       <w:pPr>
-        <w:pStyle w:val="BodyText"/>
+        <w:pStyle w:val="BlockText"/>
       </w:pPr>
       <w:r>
         <w:rPr>
           <w:bCs/>
           <w:b/>
         </w:rPr>
-        <w:t xml:space="preserve">[Emplacement réservé pour une figure — capture d’écran de la feuille</w:t>
-      </w:r>
-      <w:r>
-        <w:rPr>
-          <w:bCs/>
-          <w:b/>
-        </w:rPr>
+        <w:t xml:space="preserve">À insérer — figure.</w:t>
+      </w:r>
+      <w:r>
+        <w:t xml:space="preserve"> </w:t>
+      </w:r>
+      <w:r>
+        <w:t xml:space="preserve">Capture d’écran de la feuille</w:t>
+      </w:r>
+      <w:r>
         <w:t xml:space="preserve"> </w:t>
       </w:r>
       <w:r>
         <w:rPr>
           <w:rStyle w:val="VerbatimChar"/>
-          <w:bCs/>
-          <w:b/>
         </w:rPr>
         <w:t xml:space="preserve">BuilderTiers</w:t>
       </w:r>
       <w:r>
-        <w:rPr>
-          <w:bCs/>
-          <w:b/>
-        </w:rPr>
-        <w:t xml:space="preserve">,</w:t>
-      </w:r>
-      <w:r>
-        <w:rPr>
-          <w:bCs/>
-          <w:b/>
-        </w:rPr>
-        <w:t xml:space="preserve"> </w:t>
-      </w:r>
-      <w:r>
-        <w:rPr>
-          <w:bCs/>
-          <w:b/>
-        </w:rPr>
-        <w:t xml:space="preserve">montrant côte à côte les colonnes de données reprises et les colonnes calculées : les trois</w:t>
-      </w:r>
-      <w:r>
-        <w:rPr>
-          <w:bCs/>
-          <w:b/>
-        </w:rPr>
-        <w:t xml:space="preserve"> </w:t>
-      </w:r>
-      <w:r>
-        <w:rPr>
-          <w:bCs/>
-          <w:b/>
-        </w:rPr>
-        <w:t xml:space="preserve">rangs de déduplication avec des valeurs 1 et 2 visibles, et une ligne portant un code SPO</w:t>
-      </w:r>
-      <w:r>
-        <w:rPr>
-          <w:bCs/>
-          <w:b/>
-        </w:rPr>
-        <w:t xml:space="preserve"> </w:t>
-      </w:r>
-      <w:r>
-        <w:rPr>
-          <w:bCs/>
-          <w:b/>
-        </w:rPr>
-        <w:t xml:space="preserve">dans les colonnes de rapprochement. À insérer ici, avec renumérotation des figures</w:t>
-      </w:r>
-      <w:r>
-        <w:rPr>
-          <w:bCs/>
-          <w:b/>
-        </w:rPr>
-        <w:t xml:space="preserve"> </w:t>
-      </w:r>
-      <w:r>
-        <w:rPr>
-          <w:bCs/>
-          <w:b/>
-        </w:rPr>
-        <w:t xml:space="preserve">suivantes.]</w:t>
+        <w:t xml:space="preserve">, montrant côte à</w:t>
+      </w:r>
+      <w:r>
+        <w:t xml:space="preserve"> </w:t>
+      </w:r>
+      <w:r>
+        <w:t xml:space="preserve">côte les colonnes de données reprises et les colonnes calculées : les trois rangs de</w:t>
+      </w:r>
+      <w:r>
+        <w:t xml:space="preserve"> </w:t>
+      </w:r>
+      <w:r>
+        <w:t xml:space="preserve">déduplication avec des valeurs 1 et 2 visibles, et une ligne portant un code SPO dans les</w:t>
+      </w:r>
+      <w:r>
+        <w:t xml:space="preserve"> </w:t>
+      </w:r>
+      <w:r>
+        <w:t xml:space="preserve">colonnes de rapprochement. Anonymiser les noms d’acquéreurs. Les figures suivantes sont à</w:t>
+      </w:r>
+      <w:r>
+        <w:t xml:space="preserve"> </w:t>
+      </w:r>
+      <w:r>
+        <w:t xml:space="preserve">renuméroter après insertion.</w:t>
       </w:r>
     </w:p>
     <w:bookmarkEnd w:id="40"/>
@@ -2843,19 +2807,13 @@
         <w:t xml:space="preserve"> </w:t>
       </w:r>
       <w:r>
-        <w:t xml:space="preserve">J’ai construit dans le fichier de travail, par formules et</w:t>
-      </w:r>
-      <w:r>
-        <w:t xml:space="preserve"> </w:t>
-      </w:r>
-      <w:r>
-        <w:t xml:space="preserve">sur le même principe de numérotation séquentielle que les feuilles de sortie, le corps</w:t>
-      </w:r>
-      <w:r>
-        <w:t xml:space="preserve"> </w:t>
-      </w:r>
-      <w:r>
-        <w:t xml:space="preserve">de chaque requête à partir des données présentes dans la feuille</w:t>
+        <w:t xml:space="preserve">J’ai construit le corps de chaque requête à partir des</w:t>
+      </w:r>
+      <w:r>
+        <w:t xml:space="preserve"> </w:t>
+      </w:r>
+      <w:r>
+        <w:t xml:space="preserve">données présentes dans la feuille</w:t>
       </w:r>
       <w:r>
         <w:t xml:space="preserve"> </w:t>
@@ -2947,84 +2905,56 @@
     </w:p>
     <w:p>
       <w:pPr>
-        <w:pStyle w:val="FirstParagraph"/>
+        <w:pStyle w:val="BlockText"/>
       </w:pPr>
       <w:r>
         <w:rPr>
           <w:bCs/>
           <w:b/>
         </w:rPr>
-        <w:t xml:space="preserve">[Emplacement réservé pour une figure — capture d’écran de la collection Postman :</w:t>
-      </w:r>
-      <w:r>
-        <w:rPr>
-          <w:bCs/>
-          <w:b/>
-        </w:rPr>
-        <w:t xml:space="preserve"> </w:t>
-      </w:r>
-      <w:r>
-        <w:rPr>
-          <w:bCs/>
-          <w:b/>
-        </w:rPr>
-        <w:t xml:space="preserve">arborescence des cinq lots et vue d’une requête PATCH sur son onglet</w:t>
-      </w:r>
-      <w:r>
-        <w:rPr>
-          <w:bCs/>
-          <w:b/>
-        </w:rPr>
+        <w:t xml:space="preserve">À insérer — figure.</w:t>
+      </w:r>
+      <w:r>
+        <w:t xml:space="preserve"> </w:t>
+      </w:r>
+      <w:r>
+        <w:t xml:space="preserve">Capture d’écran de la collection Postman : arborescence des cinq</w:t>
+      </w:r>
+      <w:r>
+        <w:t xml:space="preserve"> </w:t>
+      </w:r>
+      <w:r>
+        <w:t xml:space="preserve">lots et vue d’une requête PATCH sur son onglet</w:t>
+      </w:r>
+      <w:r>
         <w:t xml:space="preserve"> </w:t>
       </w:r>
       <w:r>
         <w:rPr>
           <w:iCs/>
           <w:i/>
-          <w:bCs/>
-          <w:b/>
         </w:rPr>
         <w:t xml:space="preserve">Body</w:t>
       </w:r>
       <w:r>
-        <w:rPr>
-          <w:bCs/>
-          <w:b/>
-        </w:rPr>
-        <w:t xml:space="preserve">, montrant la</w:t>
-      </w:r>
-      <w:r>
-        <w:rPr>
-          <w:bCs/>
-          <w:b/>
-        </w:rPr>
-        <w:t xml:space="preserve"> </w:t>
-      </w:r>
-      <w:r>
-        <w:rPr>
-          <w:bCs/>
-          <w:b/>
-        </w:rPr>
-        <w:t xml:space="preserve">structure JSON Patch. Masquer l’adresse du serveur et les identifiants, comme sur la</w:t>
-      </w:r>
-      <w:r>
-        <w:rPr>
-          <w:bCs/>
-          <w:b/>
-        </w:rPr>
-        <w:t xml:space="preserve"> </w:t>
-      </w:r>
-      <w:r>
-        <w:rPr>
-          <w:bCs/>
-          <w:b/>
-        </w:rPr>
-        <w:t xml:space="preserve">Figure 1.2. À insérer ici, avec renumérotation des figures suivantes.]</w:t>
-      </w:r>
-    </w:p>
-    <w:p>
-      <w:pPr>
-        <w:pStyle w:val="BodyText"/>
+        <w:t xml:space="preserve">, montrant la structure JSON Patch.</w:t>
+      </w:r>
+      <w:r>
+        <w:t xml:space="preserve"> </w:t>
+      </w:r>
+      <w:r>
+        <w:t xml:space="preserve">Masquer l’adresse du serveur et les identifiants, comme sur la Figure 1.2. Les figures</w:t>
+      </w:r>
+      <w:r>
+        <w:t xml:space="preserve"> </w:t>
+      </w:r>
+      <w:r>
+        <w:t xml:space="preserve">suivantes sont à renuméroter après insertion.</w:t>
+      </w:r>
+    </w:p>
+    <w:p>
+      <w:pPr>
+        <w:pStyle w:val="FirstParagraph"/>
       </w:pPr>
       <w:r>
         <w:t xml:space="preserve">Ce contournement m’a appris quelque chose que je n’avais pas formulé aussi clairement</w:t>
@@ -3820,47 +3750,37 @@
     </w:p>
     <w:p>
       <w:pPr>
-        <w:pStyle w:val="BodyText"/>
+        <w:pStyle w:val="BlockText"/>
       </w:pPr>
       <w:r>
         <w:rPr>
           <w:bCs/>
           <w:b/>
         </w:rPr>
-        <w:t xml:space="preserve">[Emplacement réservé pour une figure — capture d’écran d’une fiche de couple dans SPO,</w:t>
-      </w:r>
-      <w:r>
-        <w:rPr>
-          <w:bCs/>
-          <w:b/>
-        </w:rPr>
-        <w:t xml:space="preserve"> </w:t>
-      </w:r>
-      <w:r>
-        <w:rPr>
-          <w:bCs/>
-          <w:b/>
-        </w:rPr>
-        <w:t xml:space="preserve">onglet des représentants ouvert, montrant les deux personnes du couple et les coordonnées</w:t>
-      </w:r>
-      <w:r>
-        <w:rPr>
-          <w:bCs/>
-          <w:b/>
-        </w:rPr>
-        <w:t xml:space="preserve"> </w:t>
-      </w:r>
-      <w:r>
-        <w:rPr>
-          <w:bCs/>
-          <w:b/>
-        </w:rPr>
-        <w:t xml:space="preserve">ajoutées par requête PATCH sur l’une d’elles. Anonymiser les noms. À insérer ici.]</w:t>
-      </w:r>
-    </w:p>
-    <w:p>
-      <w:pPr>
-        <w:pStyle w:val="BodyText"/>
+        <w:t xml:space="preserve">À insérer — figure.</w:t>
+      </w:r>
+      <w:r>
+        <w:t xml:space="preserve"> </w:t>
+      </w:r>
+      <w:r>
+        <w:t xml:space="preserve">Capture d’écran d’une fiche de couple dans SPO, onglet des</w:t>
+      </w:r>
+      <w:r>
+        <w:t xml:space="preserve"> </w:t>
+      </w:r>
+      <w:r>
+        <w:t xml:space="preserve">représentants ouvert, montrant les deux personnes du couple et les coordonnées ajoutées</w:t>
+      </w:r>
+      <w:r>
+        <w:t xml:space="preserve"> </w:t>
+      </w:r>
+      <w:r>
+        <w:t xml:space="preserve">par requête PATCH sur l’une d’elles. Anonymiser les noms.</w:t>
+      </w:r>
+    </w:p>
+    <w:p>
+      <w:pPr>
+        <w:pStyle w:val="FirstParagraph"/>
       </w:pPr>
       <w:r>
         <w:t xml:space="preserve">Au-delà du résultat, ce projet m’a laissé un ensemble de points de vigilance que j’ai</w:t>
@@ -4149,13 +4069,7 @@
         <w:t xml:space="preserve"> </w:t>
       </w:r>
       <w:r>
-        <w:t xml:space="preserve">d’aller plus loin. Ce panneau est le seul dispositif de détection dont je disposais, et il</w:t>
-      </w:r>
-      <w:r>
-        <w:t xml:space="preserve"> </w:t>
-      </w:r>
-      <w:r>
-        <w:t xml:space="preserve">a effectivement révélé plusieurs anomalies que rien d’autre n’aurait signalées.</w:t>
+        <w:t xml:space="preserve">d’aller plus loin. Ce panneau est le seul dispositif de détection dont je disposais.</w:t>
       </w:r>
     </w:p>
     <w:p>
@@ -4218,7 +4132,13 @@
         <w:t xml:space="preserve"> </w:t>
       </w:r>
       <w:r>
-        <w:t xml:space="preserve">unique, correctement typée, dotée de ses coordonnées, de ses représentants et de son rôle.</w:t>
+        <w:t xml:space="preserve">unique, correctement typée, dotée de ses représentants, de son rôle et, lorsque la source</w:t>
+      </w:r>
+      <w:r>
+        <w:t xml:space="preserve"> </w:t>
+      </w:r>
+      <w:r>
+        <w:t xml:space="preserve">les portait, de ses coordonnées.</w:t>
       </w:r>
       <w:r>
         <w:t xml:space="preserve"> </w:t>
@@ -4276,43 +4196,31 @@
         <w:pStyle w:val="BodyText"/>
       </w:pPr>
       <w:r>
-        <w:t xml:space="preserve">Ce chapitre aura montré, je l’espère, que la valeur de ce travail ne se mesure pas au</w:t>
-      </w:r>
-      <w:r>
-        <w:t xml:space="preserve"> </w:t>
-      </w:r>
-      <w:r>
-        <w:t xml:space="preserve">nombre de lignes importées. Elle tient d’abord au choix des trois clés d’unicité, qui</w:t>
-      </w:r>
-      <w:r>
-        <w:t xml:space="preserve"> </w:t>
-      </w:r>
-      <w:r>
-        <w:t xml:space="preserve">décide de ce qu’est un client dans notre référentiel ; ensuite à la capacité à contourner</w:t>
-      </w:r>
-      <w:r>
-        <w:t xml:space="preserve"> </w:t>
-      </w:r>
-      <w:r>
-        <w:t xml:space="preserve">une limite de format en changeant de porte d’entrée vers le système ; enfin à la</w:t>
-      </w:r>
-      <w:r>
-        <w:t xml:space="preserve"> </w:t>
-      </w:r>
-      <w:r>
-        <w:t xml:space="preserve">documentation des arbitrages, qui rend la reprise vérifiable par quelqu’un d’autre que</w:t>
-      </w:r>
-      <w:r>
-        <w:t xml:space="preserve"> </w:t>
-      </w:r>
-      <w:r>
-        <w:t xml:space="preserve">celle qui l’a faite. Ces trois points relèvent de l’ingénierie des données plus que de la</w:t>
-      </w:r>
-      <w:r>
-        <w:t xml:space="preserve"> </w:t>
-      </w:r>
-      <w:r>
-        <w:t xml:space="preserve">saisie.</w:t>
+        <w:t xml:space="preserve">La valeur de ce travail ne se mesure pas au nombre de lignes importées. Elle tient d’abord</w:t>
+      </w:r>
+      <w:r>
+        <w:t xml:space="preserve"> </w:t>
+      </w:r>
+      <w:r>
+        <w:t xml:space="preserve">au choix des trois clés d’unicité, qui décide de ce qu’est un client dans notre référentiel ;</w:t>
+      </w:r>
+      <w:r>
+        <w:t xml:space="preserve"> </w:t>
+      </w:r>
+      <w:r>
+        <w:t xml:space="preserve">ensuite à la capacité à contourner une limite de format en changeant de porte d’entrée vers</w:t>
+      </w:r>
+      <w:r>
+        <w:t xml:space="preserve"> </w:t>
+      </w:r>
+      <w:r>
+        <w:t xml:space="preserve">le système ; enfin à la documentation des arbitrages, qui rend la reprise vérifiable par</w:t>
+      </w:r>
+      <w:r>
+        <w:t xml:space="preserve"> </w:t>
+      </w:r>
+      <w:r>
+        <w:t xml:space="preserve">quelqu’un d’autre que celle qui l’a faite.</w:t>
       </w:r>
     </w:p>
     <w:p>
@@ -4344,13 +4252,13 @@
         <w:t xml:space="preserve"> </w:t>
       </w:r>
       <w:r>
-        <w:t xml:space="preserve">démontrer plutôt que de l’affirmer. Le chapitre suivant présente le projet que ce socle a</w:t>
-      </w:r>
-      <w:r>
-        <w:t xml:space="preserve"> </w:t>
-      </w:r>
-      <w:r>
-        <w:t xml:space="preserve">rendu possible : le Copilote Financier, un outil d’aide à la décision construit sur les</w:t>
+        <w:t xml:space="preserve">démontrer plutôt que de l’affirmer. Le chapitre suivant présente le projet auquel ce</w:t>
+      </w:r>
+      <w:r>
+        <w:t xml:space="preserve"> </w:t>
+      </w:r>
+      <w:r>
+        <w:t xml:space="preserve">travail de structure ouvrait la voie : le Copilote Financier, un outil d’aide à la décision construit sur les</w:t>
       </w:r>
       <w:r>
         <w:t xml:space="preserve"> </w:t>
